--- a/templates/anaplirotes/parallili_tomeako/apofasi/thanatou.docx
+++ b/templates/anaplirotes/parallili_tomeako/apofasi/thanatou.docx
@@ -2410,7 +2410,7 @@
           <w:sz w:val="22"/>
           <w:szCs w:val="22"/>
         </w:rPr>
-        <w:t xml:space="preserve">Την από {{ imerominia_aitisis }} αίτηση {{ tou_tis }} κ. {{ onomateponymo }}, {{ anaplirotis_gen }} εκπαιδευτικού ΕΣΠΑ κλάδου {{ klados }}-{{ klados_perigrafi }} </w:t>
+        <w:t xml:space="preserve">Την από {{ imerominia_aitisis }} αίτηση {{ tou_tis }} κ. {{ onomateponymo_gen }}, {{ anaplirotis_gen }} εκπαιδευτικού ΕΣΠΑ κλάδου {{ klados }}-{{ klados_perigrafi }} </w:t>
       </w:r>
     </w:p>
     <w:p>
@@ -2483,7 +2483,7 @@
           <w:szCs w:val="22"/>
           <w:u w:val="none"/>
         </w:rPr>
-        <w:t xml:space="preserve">Χορηγούμε {{ ston_stin }} κ. {{ onomateponymo }}, {{ anaplirotis_ait }} εκπαιδευτικό ΕΣΠΑ κλάδου {{ klados }}-{{ klados_perigrafi }}, ειδική άδεια απουσίας λόγω θανάτου {{ imeres_olografos }} εργάσιμων ημερών από {{ imerominia_apo }} έως και {{ imerominia_eos }}</w:t>
+        <w:t xml:space="preserve">Χορηγούμε {{ ston_stin }} κ. {{ onomateponymo_ait }}, {{ anaplirotis_ait }} εκπαιδευτικό ΕΣΠΑ κλάδου {{ klados }}-{{ klados_perigrafi }}, ειδική άδεια απουσίας λόγω θανάτου {{ imeres_olografos }} εργάσιμων ημερών από {{ imerominia_apo }} έως και {{ imerominia_eos }}</w:t>
       </w:r>
       <w:r>
         <w:rPr>
